--- a/templates/doklad_temi.docx
+++ b/templates/doklad_temi.docx
@@ -380,15 +380,15 @@
               <w:rPr>
                 <w:rFonts w:ascii="Times New Roman" w:hAnsi="Times New Roman"/>
                 <w:b/>
-                <w:sz w:val="20"/>
-                <w:szCs w:val="20"/>
+                <w:sz w:val="24"/>
+                <w:szCs w:val="24"/>
               </w:rPr>
             </w:pPr>
             <w:r>
               <w:rPr>
                 <w:rFonts w:ascii="Times New Roman" w:hAnsi="Times New Roman"/>
                 <w:b/>
-                <w:sz w:val="20"/>
+                <w:sz w:val="24"/>
                 <w:szCs w:val="20"/>
               </w:rPr>
               <w:t>№</w:t>
@@ -413,15 +413,15 @@
               <w:rPr>
                 <w:rFonts w:ascii="Times New Roman" w:hAnsi="Times New Roman"/>
                 <w:b/>
-                <w:sz w:val="20"/>
-                <w:szCs w:val="20"/>
+                <w:sz w:val="24"/>
+                <w:szCs w:val="24"/>
               </w:rPr>
             </w:pPr>
             <w:r>
               <w:rPr>
                 <w:rFonts w:ascii="Times New Roman" w:hAnsi="Times New Roman"/>
                 <w:b/>
-                <w:sz w:val="20"/>
+                <w:sz w:val="24"/>
                 <w:szCs w:val="20"/>
               </w:rPr>
               <w:t>F№</w:t>
@@ -446,15 +446,15 @@
               <w:rPr>
                 <w:rFonts w:ascii="Times New Roman" w:hAnsi="Times New Roman"/>
                 <w:b/>
-                <w:sz w:val="20"/>
-                <w:szCs w:val="20"/>
+                <w:sz w:val="24"/>
+                <w:szCs w:val="24"/>
               </w:rPr>
             </w:pPr>
             <w:r>
               <w:rPr>
                 <w:rFonts w:ascii="Times New Roman" w:hAnsi="Times New Roman"/>
                 <w:b/>
-                <w:sz w:val="20"/>
+                <w:sz w:val="24"/>
                 <w:szCs w:val="20"/>
               </w:rPr>
               <w:t>Име</w:t>
@@ -477,15 +477,15 @@
               <w:rPr>
                 <w:rFonts w:ascii="Times New Roman" w:hAnsi="Times New Roman"/>
                 <w:b/>
-                <w:sz w:val="20"/>
-                <w:szCs w:val="20"/>
+                <w:sz w:val="24"/>
+                <w:szCs w:val="24"/>
               </w:rPr>
             </w:pPr>
             <w:r>
               <w:rPr>
                 <w:rFonts w:ascii="Times New Roman" w:hAnsi="Times New Roman"/>
                 <w:b/>
-                <w:sz w:val="20"/>
+                <w:sz w:val="24"/>
                 <w:szCs w:val="20"/>
               </w:rPr>
               <w:t>Тема</w:t>
@@ -508,15 +508,15 @@
               <w:rPr>
                 <w:rFonts w:ascii="Times New Roman" w:hAnsi="Times New Roman"/>
                 <w:b/>
-                <w:sz w:val="20"/>
-                <w:szCs w:val="20"/>
+                <w:sz w:val="24"/>
+                <w:szCs w:val="24"/>
               </w:rPr>
             </w:pPr>
             <w:r>
               <w:rPr>
                 <w:rFonts w:ascii="Times New Roman" w:hAnsi="Times New Roman"/>
                 <w:b/>
-                <w:sz w:val="20"/>
+                <w:sz w:val="24"/>
                 <w:szCs w:val="20"/>
               </w:rPr>
               <w:t>Научен ръководител</w:t>
@@ -539,15 +539,15 @@
               <w:rPr>
                 <w:rFonts w:ascii="Times New Roman" w:hAnsi="Times New Roman"/>
                 <w:b/>
-                <w:sz w:val="20"/>
-                <w:szCs w:val="20"/>
+                <w:sz w:val="24"/>
+                <w:szCs w:val="24"/>
               </w:rPr>
             </w:pPr>
             <w:r>
               <w:rPr>
                 <w:rFonts w:ascii="Times New Roman" w:hAnsi="Times New Roman"/>
                 <w:b/>
-                <w:sz w:val="20"/>
+                <w:sz w:val="24"/>
                 <w:szCs w:val="20"/>
               </w:rPr>
               <w:t>Рецензент</w:t>

--- a/templates/doklad_temi.docx
+++ b/templates/doklad_temi.docx
@@ -975,6 +975,8 @@
     </w:tbl>
     <w:p>
       <w:pPr>
+        <w:keepNext/>
+        <w:keepLines/>
         <w:spacing w:after="0" w:line="240" w:lineRule="auto"/>
         <w:rPr>
           <w:rFonts w:ascii="Times New Roman" w:hAnsi="Times New Roman"/>
@@ -986,6 +988,8 @@
     </w:p>
     <w:p>
       <w:pPr>
+        <w:keepNext/>
+        <w:keepLines/>
         <w:spacing w:after="0" w:line="240" w:lineRule="auto"/>
         <w:rPr>
           <w:rFonts w:ascii="Times New Roman" w:hAnsi="Times New Roman"/>
@@ -1088,6 +1092,8 @@
     </w:p>
     <w:p>
       <w:pPr>
+        <w:keepNext/>
+        <w:keepLines/>
         <w:spacing w:after="0" w:line="240" w:lineRule="auto"/>
         <w:rPr>
           <w:rFonts w:ascii="Times New Roman" w:hAnsi="Times New Roman"/>
@@ -1267,6 +1273,8 @@
     </w:p>
     <w:p>
       <w:pPr>
+        <w:keepNext/>
+        <w:keepLines/>
         <w:spacing w:after="0" w:line="240" w:lineRule="auto"/>
         <w:rPr>
           <w:rFonts w:ascii="Times New Roman" w:hAnsi="Times New Roman"/>
@@ -1286,6 +1294,7 @@
     </w:p>
     <w:p>
       <w:pPr>
+        <w:keepLines/>
         <w:spacing w:after="0" w:line="240" w:lineRule="auto"/>
         <w:rPr>
           <w:rFonts w:ascii="Times New Roman" w:hAnsi="Times New Roman"/>
@@ -1375,7 +1384,6 @@
         <w:tab/>
       </w:r>
     </w:p>
-    <w:p/>
     <w:sectPr>
       <w:pgSz w:w="16838" w:h="11906" w:orient="landscape"/>
       <w:pgMar w:top="1417" w:right="1417" w:bottom="1417" w:left="1417" w:header="708" w:footer="708" w:gutter="0"/>

--- a/templates/doklad_temi.docx
+++ b/templates/doklad_temi.docx
@@ -389,7 +389,7 @@
                 <w:rFonts w:ascii="Times New Roman" w:hAnsi="Times New Roman"/>
                 <w:b/>
                 <w:sz w:val="24"/>
-                <w:szCs w:val="20"/>
+                <w:szCs w:val="24"/>
               </w:rPr>
               <w:t>№</w:t>
             </w:r>
@@ -422,7 +422,7 @@
                 <w:rFonts w:ascii="Times New Roman" w:hAnsi="Times New Roman"/>
                 <w:b/>
                 <w:sz w:val="24"/>
-                <w:szCs w:val="20"/>
+                <w:szCs w:val="24"/>
               </w:rPr>
               <w:t>F№</w:t>
             </w:r>
@@ -455,7 +455,7 @@
                 <w:rFonts w:ascii="Times New Roman" w:hAnsi="Times New Roman"/>
                 <w:b/>
                 <w:sz w:val="24"/>
-                <w:szCs w:val="20"/>
+                <w:szCs w:val="24"/>
               </w:rPr>
               <w:t>Име</w:t>
             </w:r>
@@ -486,7 +486,7 @@
                 <w:rFonts w:ascii="Times New Roman" w:hAnsi="Times New Roman"/>
                 <w:b/>
                 <w:sz w:val="24"/>
-                <w:szCs w:val="20"/>
+                <w:szCs w:val="24"/>
               </w:rPr>
               <w:t>Тема</w:t>
             </w:r>
@@ -517,7 +517,7 @@
                 <w:rFonts w:ascii="Times New Roman" w:hAnsi="Times New Roman"/>
                 <w:b/>
                 <w:sz w:val="24"/>
-                <w:szCs w:val="20"/>
+                <w:szCs w:val="24"/>
               </w:rPr>
               <w:t>Научен ръководител</w:t>
             </w:r>
@@ -548,7 +548,7 @@
                 <w:rFonts w:ascii="Times New Roman" w:hAnsi="Times New Roman"/>
                 <w:b/>
                 <w:sz w:val="24"/>
-                <w:szCs w:val="20"/>
+                <w:szCs w:val="24"/>
               </w:rPr>
               <w:t>Рецензент</w:t>
             </w:r>
